--- a/internal/web/doctemplates/en-US/contract.docx
+++ b/internal/web/doctemplates/en-US/contract.docx
@@ -435,7 +435,7 @@
     </w:p>
     <w:p>
       <w:r>
-        <w:t xml:space="preserve">2.1. The price of the agreement is {Total} {Currency}, including VAT {TaxTotal}.</w:t>
+        <w:t xml:space="preserve">2.1. The price of the agreement is {Total} {Currency} ({TotalWords}), including VAT {TaxTotal}.</w:t>
       </w:r>
     </w:p>
     <w:p>
@@ -608,7 +608,7 @@
           </w:p>
           <w:p>
             <w:r>
-              <w:t xml:space="preserve">_______________ {MyCompany.Director}</w:t>
+              <w:t xml:space="preserve">{MyCompany.DirectorSignature}{MyCompany.Stamp}_______________ {MyCompany.Director}</w:t>
             </w:r>
           </w:p>
         </w:tc>
